--- a/assets/templates/Заключение ОПО.docx
+++ b/assets/templates/Заключение ОПО.docx
@@ -27,19 +27,19 @@
         </w:tblCellMar>
       </w:tblPr>
       <w:tblGrid>
-        <w:gridCol w:w="2526"/>
+        <w:gridCol w:w="2525"/>
         <w:gridCol w:w="1"/>
-        <w:gridCol w:w="1139"/>
-        <w:gridCol w:w="107"/>
+        <w:gridCol w:w="1140"/>
+        <w:gridCol w:w="106"/>
         <w:gridCol w:w="1247"/>
         <w:gridCol w:w="157"/>
-        <w:gridCol w:w="81"/>
-        <w:gridCol w:w="1009"/>
+        <w:gridCol w:w="82"/>
+        <w:gridCol w:w="1008"/>
         <w:gridCol w:w="62"/>
         <w:gridCol w:w="1152"/>
-        <w:gridCol w:w="33"/>
-        <w:gridCol w:w="1119"/>
-        <w:gridCol w:w="35"/>
+        <w:gridCol w:w="34"/>
+        <w:gridCol w:w="1118"/>
+        <w:gridCol w:w="36"/>
         <w:gridCol w:w="2527"/>
       </w:tblGrid>
       <w:tr>
@@ -154,7 +154,7 @@
                 <w:rFonts w:ascii="Times New Roman" w:hAnsi="Times New Roman"/>
                 <w:b/>
               </w:rPr>
-              <w:t xml:space="preserve">Заключение  ВК № </w:t>
+              <w:t>Заключение  ВК №</w:t>
             </w:r>
           </w:p>
         </w:tc>
@@ -230,24 +230,24 @@
         </w:trPr>
         <w:tc>
           <w:tcPr>
-            <w:tcW w:w="2526" w:type="dxa"/>
-            <w:tcBorders/>
-            <w:vAlign w:val="bottom"/>
-          </w:tcPr>
-          <w:p>
-            <w:pPr>
-              <w:pStyle w:val="Normal"/>
-              <w:tabs>
-                <w:tab w:val="clear" w:pos="709"/>
-              </w:tabs>
-              <w:jc w:val="left"/>
-              <w:rPr/>
-            </w:pPr>
-            <w:r>
-              <w:rPr>
-                <w:rFonts w:ascii="Times New Roman" w:hAnsi="Times New Roman"/>
-              </w:rPr>
-              <w:t xml:space="preserve">Фамилия </w:t>
+            <w:tcW w:w="2525" w:type="dxa"/>
+            <w:tcBorders/>
+            <w:vAlign w:val="bottom"/>
+          </w:tcPr>
+          <w:p>
+            <w:pPr>
+              <w:pStyle w:val="Normal"/>
+              <w:tabs>
+                <w:tab w:val="clear" w:pos="709"/>
+              </w:tabs>
+              <w:jc w:val="left"/>
+              <w:rPr/>
+            </w:pPr>
+            <w:r>
+              <w:rPr>
+                <w:rFonts w:ascii="Times New Roman" w:hAnsi="Times New Roman"/>
+              </w:rPr>
+              <w:t>Фамилия</w:t>
             </w:r>
           </w:p>
         </w:tc>
@@ -277,7 +277,7 @@
         </w:tc>
         <w:tc>
           <w:tcPr>
-            <w:tcW w:w="8668" w:type="dxa"/>
+            <w:tcW w:w="8669" w:type="dxa"/>
             <w:gridSpan w:val="12"/>
             <w:tcBorders/>
             <w:vAlign w:val="bottom"/>
@@ -295,7 +295,10 @@
               </w:rPr>
             </w:pPr>
             <w:r>
-              <w:rPr/>
+              <w:rPr>
+                <w:rFonts w:ascii="Times New Roman" w:hAnsi="Times New Roman"/>
+                <w:i/>
+              </w:rPr>
             </w:r>
           </w:p>
         </w:tc>
@@ -306,7 +309,7 @@
         </w:trPr>
         <w:tc>
           <w:tcPr>
-            <w:tcW w:w="2526" w:type="dxa"/>
+            <w:tcW w:w="2525" w:type="dxa"/>
             <w:tcBorders/>
             <w:vAlign w:val="bottom"/>
           </w:tcPr>
@@ -353,7 +356,7 @@
         </w:tc>
         <w:tc>
           <w:tcPr>
-            <w:tcW w:w="8668" w:type="dxa"/>
+            <w:tcW w:w="8669" w:type="dxa"/>
             <w:gridSpan w:val="12"/>
             <w:tcBorders/>
             <w:vAlign w:val="bottom"/>
@@ -371,7 +374,10 @@
               </w:rPr>
             </w:pPr>
             <w:r>
-              <w:rPr/>
+              <w:rPr>
+                <w:rFonts w:ascii="Times New Roman" w:hAnsi="Times New Roman"/>
+                <w:i/>
+              </w:rPr>
             </w:r>
           </w:p>
         </w:tc>
@@ -382,7 +388,7 @@
         </w:trPr>
         <w:tc>
           <w:tcPr>
-            <w:tcW w:w="2526" w:type="dxa"/>
+            <w:tcW w:w="2525" w:type="dxa"/>
             <w:tcBorders/>
             <w:vAlign w:val="bottom"/>
           </w:tcPr>
@@ -429,7 +435,7 @@
         </w:tc>
         <w:tc>
           <w:tcPr>
-            <w:tcW w:w="8668" w:type="dxa"/>
+            <w:tcW w:w="8669" w:type="dxa"/>
             <w:gridSpan w:val="12"/>
             <w:tcBorders/>
             <w:vAlign w:val="bottom"/>
@@ -447,7 +453,10 @@
               </w:rPr>
             </w:pPr>
             <w:r>
-              <w:rPr/>
+              <w:rPr>
+                <w:rFonts w:ascii="Times New Roman" w:hAnsi="Times New Roman"/>
+                <w:i/>
+              </w:rPr>
             </w:r>
           </w:p>
         </w:tc>
@@ -458,24 +467,24 @@
         </w:trPr>
         <w:tc>
           <w:tcPr>
-            <w:tcW w:w="2526" w:type="dxa"/>
-            <w:tcBorders/>
-            <w:vAlign w:val="bottom"/>
-          </w:tcPr>
-          <w:p>
-            <w:pPr>
-              <w:pStyle w:val="Normal"/>
-              <w:tabs>
-                <w:tab w:val="clear" w:pos="709"/>
-              </w:tabs>
-              <w:jc w:val="left"/>
-              <w:rPr/>
-            </w:pPr>
-            <w:r>
-              <w:rPr>
-                <w:rFonts w:ascii="Times New Roman" w:hAnsi="Times New Roman"/>
-              </w:rPr>
-              <w:t xml:space="preserve">Дата рождения: </w:t>
+            <w:tcW w:w="2525" w:type="dxa"/>
+            <w:tcBorders/>
+            <w:vAlign w:val="bottom"/>
+          </w:tcPr>
+          <w:p>
+            <w:pPr>
+              <w:pStyle w:val="Normal"/>
+              <w:tabs>
+                <w:tab w:val="clear" w:pos="709"/>
+              </w:tabs>
+              <w:jc w:val="left"/>
+              <w:rPr/>
+            </w:pPr>
+            <w:r>
+              <w:rPr>
+                <w:rFonts w:ascii="Times New Roman" w:hAnsi="Times New Roman"/>
+              </w:rPr>
+              <w:t>Дата рождения:</w:t>
             </w:r>
           </w:p>
         </w:tc>
@@ -507,7 +516,7 @@
         </w:tc>
         <w:tc>
           <w:tcPr>
-            <w:tcW w:w="8668" w:type="dxa"/>
+            <w:tcW w:w="8669" w:type="dxa"/>
             <w:gridSpan w:val="12"/>
             <w:tcBorders/>
             <w:vAlign w:val="bottom"/>
@@ -525,7 +534,10 @@
               </w:rPr>
             </w:pPr>
             <w:r>
-              <w:rPr/>
+              <w:rPr>
+                <w:rFonts w:ascii="Times New Roman" w:hAnsi="Times New Roman"/>
+                <w:i/>
+              </w:rPr>
             </w:r>
           </w:p>
         </w:tc>
@@ -536,7 +548,7 @@
         </w:trPr>
         <w:tc>
           <w:tcPr>
-            <w:tcW w:w="2526" w:type="dxa"/>
+            <w:tcW w:w="2525" w:type="dxa"/>
             <w:tcBorders/>
             <w:vAlign w:val="bottom"/>
           </w:tcPr>
@@ -585,7 +597,7 @@
         </w:tc>
         <w:tc>
           <w:tcPr>
-            <w:tcW w:w="8668" w:type="dxa"/>
+            <w:tcW w:w="8669" w:type="dxa"/>
             <w:gridSpan w:val="12"/>
             <w:tcBorders/>
             <w:vAlign w:val="bottom"/>
@@ -603,7 +615,10 @@
               </w:rPr>
             </w:pPr>
             <w:r>
-              <w:rPr/>
+              <w:rPr>
+                <w:rFonts w:ascii="Times New Roman" w:hAnsi="Times New Roman"/>
+                <w:i/>
+              </w:rPr>
             </w:r>
           </w:p>
         </w:tc>
@@ -654,14 +669,13 @@
                 <w:tab w:val="clear" w:pos="709"/>
               </w:tabs>
               <w:jc w:val="left"/>
-              <w:rPr/>
-            </w:pPr>
-            <w:r>
-              <w:rPr>
-                <w:rFonts w:ascii="Times New Roman" w:hAnsi="Times New Roman"/>
-                <w:i/>
-              </w:rPr>
-              <w:t xml:space="preserve"> </w:t>
+              <w:rPr>
+                <w:rFonts w:ascii="Times New Roman" w:hAnsi="Times New Roman"/>
+                <w:i/>
+              </w:rPr>
+            </w:pPr>
+            <w:r>
+              <w:rPr/>
             </w:r>
           </w:p>
         </w:tc>
@@ -718,7 +732,10 @@
               </w:rPr>
             </w:pPr>
             <w:r>
-              <w:rPr/>
+              <w:rPr>
+                <w:rFonts w:ascii="Times New Roman" w:hAnsi="Times New Roman"/>
+                <w:i/>
+              </w:rPr>
             </w:r>
           </w:p>
         </w:tc>
@@ -747,7 +764,7 @@
               <w:rPr>
                 <w:rFonts w:ascii="Times New Roman" w:hAnsi="Times New Roman"/>
               </w:rPr>
-              <w:t xml:space="preserve">Адрес электронной почты, номер телефона работодателя: </w:t>
+              <w:t>Адрес электронной почты, номер телефона работодателя:</w:t>
             </w:r>
           </w:p>
         </w:tc>
@@ -776,7 +793,10 @@
               </w:rPr>
             </w:pPr>
             <w:r>
-              <w:rPr/>
+              <w:rPr>
+                <w:rFonts w:ascii="Times New Roman" w:hAnsi="Times New Roman"/>
+                <w:i/>
+              </w:rPr>
             </w:r>
           </w:p>
         </w:tc>
@@ -787,7 +807,7 @@
         </w:trPr>
         <w:tc>
           <w:tcPr>
-            <w:tcW w:w="8633" w:type="dxa"/>
+            <w:tcW w:w="8632" w:type="dxa"/>
             <w:gridSpan w:val="12"/>
             <w:tcBorders/>
             <w:vAlign w:val="bottom"/>
@@ -811,7 +831,7 @@
         </w:tc>
         <w:tc>
           <w:tcPr>
-            <w:tcW w:w="2562" w:type="dxa"/>
+            <w:tcW w:w="2563" w:type="dxa"/>
             <w:gridSpan w:val="2"/>
             <w:tcBorders/>
             <w:vAlign w:val="bottom"/>
@@ -829,7 +849,10 @@
               </w:rPr>
             </w:pPr>
             <w:r>
-              <w:rPr/>
+              <w:rPr>
+                <w:rFonts w:ascii="Times New Roman" w:hAnsi="Times New Roman"/>
+                <w:i/>
+              </w:rPr>
             </w:r>
           </w:p>
         </w:tc>
@@ -885,7 +908,10 @@
               </w:rPr>
             </w:pPr>
             <w:r>
-              <w:rPr/>
+              <w:rPr>
+                <w:rFonts w:ascii="Times New Roman" w:hAnsi="Times New Roman"/>
+                <w:i/>
+              </w:rPr>
             </w:r>
           </w:p>
         </w:tc>
@@ -942,7 +968,10 @@
               </w:rPr>
             </w:pPr>
             <w:r>
-              <w:rPr/>
+              <w:rPr>
+                <w:rFonts w:ascii="Times New Roman" w:hAnsi="Times New Roman"/>
+                <w:i/>
+              </w:rPr>
             </w:r>
           </w:p>
         </w:tc>
@@ -970,7 +999,7 @@
               <w:rPr>
                 <w:rFonts w:ascii="Times New Roman" w:hAnsi="Times New Roman"/>
               </w:rPr>
-              <w:t xml:space="preserve">Вид (виды) деятельности, осуществляемый работником в соответствии с приложением N 2 Приказа МЗ РФ от 20 мая 2022 г. N 342н: </w:t>
+              <w:t>Вид (виды) деятельности, осуществляемый работником в соответствии с приложением N 2 Приказа МЗ РФ от 20 мая 2022 г. N 342н:</w:t>
             </w:r>
           </w:p>
         </w:tc>
@@ -998,7 +1027,10 @@
               </w:rPr>
             </w:pPr>
             <w:r>
-              <w:rPr/>
+              <w:rPr>
+                <w:rFonts w:ascii="Times New Roman" w:hAnsi="Times New Roman"/>
+                <w:i/>
+              </w:rPr>
             </w:r>
           </w:p>
         </w:tc>
@@ -1049,7 +1081,10 @@
               </w:rPr>
             </w:pPr>
             <w:r>
-              <w:rPr/>
+              <w:rPr>
+                <w:rFonts w:ascii="Times New Roman" w:hAnsi="Times New Roman"/>
+                <w:i/>
+              </w:rPr>
             </w:r>
           </w:p>
         </w:tc>
@@ -1105,7 +1140,10 @@
               </w:rPr>
             </w:pPr>
             <w:r>
-              <w:rPr/>
+              <w:rPr>
+                <w:rFonts w:ascii="Times New Roman" w:hAnsi="Times New Roman"/>
+                <w:i/>
+              </w:rPr>
             </w:r>
           </w:p>
         </w:tc>
@@ -1161,7 +1199,10 @@
               </w:rPr>
             </w:pPr>
             <w:r>
-              <w:rPr/>
+              <w:rPr>
+                <w:rFonts w:ascii="Times New Roman" w:hAnsi="Times New Roman"/>
+                <w:i/>
+              </w:rPr>
             </w:r>
           </w:p>
         </w:tc>
@@ -1172,7 +1213,7 @@
         </w:trPr>
         <w:tc>
           <w:tcPr>
-            <w:tcW w:w="2526" w:type="dxa"/>
+            <w:tcW w:w="2525" w:type="dxa"/>
             <w:tcBorders/>
             <w:vAlign w:val="center"/>
           </w:tcPr>
@@ -1190,13 +1231,13 @@
                 <w:rFonts w:ascii="Times New Roman" w:hAnsi="Times New Roman"/>
                 <w:b/>
               </w:rPr>
-              <w:t xml:space="preserve">Председатель ВК, врач психиатр           </w:t>
-            </w:r>
-          </w:p>
-        </w:tc>
-        <w:tc>
-          <w:tcPr>
-            <w:tcW w:w="4988" w:type="dxa"/>
+              <w:t>Председатель ВК, врач психиатр</w:t>
+            </w:r>
+          </w:p>
+        </w:tc>
+        <w:tc>
+          <w:tcPr>
+            <w:tcW w:w="4989" w:type="dxa"/>
             <w:gridSpan w:val="10"/>
             <w:tcBorders/>
             <w:vAlign w:val="center"/>
@@ -1279,7 +1320,7 @@
         </w:trPr>
         <w:tc>
           <w:tcPr>
-            <w:tcW w:w="2526" w:type="dxa"/>
+            <w:tcW w:w="2525" w:type="dxa"/>
             <w:tcBorders/>
             <w:vAlign w:val="center"/>
           </w:tcPr>
@@ -1367,7 +1408,7 @@
         </w:tc>
         <w:tc>
           <w:tcPr>
-            <w:tcW w:w="1247" w:type="dxa"/>
+            <w:tcW w:w="1248" w:type="dxa"/>
             <w:gridSpan w:val="3"/>
             <w:tcBorders/>
             <w:vAlign w:val="center"/>
@@ -1480,7 +1521,7 @@
         </w:trPr>
         <w:tc>
           <w:tcPr>
-            <w:tcW w:w="2526" w:type="dxa"/>
+            <w:tcW w:w="2525" w:type="dxa"/>
             <w:tcBorders/>
             <w:vAlign w:val="bottom"/>
           </w:tcPr>
@@ -1498,7 +1539,7 @@
                 <w:rFonts w:ascii="Times New Roman" w:hAnsi="Times New Roman"/>
                 <w:b/>
               </w:rPr>
-              <w:t xml:space="preserve">Врач психиатр </w:t>
+              <w:t>Врач психиатр</w:t>
             </w:r>
           </w:p>
         </w:tc>
@@ -1569,7 +1610,7 @@
         </w:tc>
         <w:tc>
           <w:tcPr>
-            <w:tcW w:w="2562" w:type="dxa"/>
+            <w:tcW w:w="2563" w:type="dxa"/>
             <w:gridSpan w:val="2"/>
             <w:tcBorders/>
             <w:vAlign w:val="bottom"/>
@@ -1586,7 +1627,9 @@
               </w:rPr>
             </w:pPr>
             <w:r>
-              <w:rPr/>
+              <w:rPr>
+                <w:rFonts w:ascii="Times New Roman" w:hAnsi="Times New Roman"/>
+              </w:rPr>
             </w:r>
           </w:p>
         </w:tc>
@@ -1597,7 +1640,7 @@
         </w:trPr>
         <w:tc>
           <w:tcPr>
-            <w:tcW w:w="2526" w:type="dxa"/>
+            <w:tcW w:w="2525" w:type="dxa"/>
             <w:tcBorders/>
             <w:vAlign w:val="bottom"/>
           </w:tcPr>
@@ -1645,31 +1688,31 @@
         </w:tc>
         <w:tc>
           <w:tcPr>
-            <w:tcW w:w="1139" w:type="dxa"/>
-            <w:tcBorders/>
-            <w:vAlign w:val="bottom"/>
-          </w:tcPr>
-          <w:p>
-            <w:pPr>
-              <w:pStyle w:val="Normal"/>
-              <w:tabs>
-                <w:tab w:val="clear" w:pos="709"/>
-              </w:tabs>
-              <w:jc w:val="left"/>
-              <w:rPr>
-                <w:rFonts w:ascii="Times New Roman" w:hAnsi="Times New Roman"/>
-              </w:rPr>
-            </w:pPr>
-            <w:r>
-              <w:rPr>
-                <w:rFonts w:ascii="Times New Roman" w:hAnsi="Times New Roman"/>
-              </w:rPr>
-            </w:r>
-          </w:p>
-        </w:tc>
-        <w:tc>
-          <w:tcPr>
-            <w:tcW w:w="1511" w:type="dxa"/>
+            <w:tcW w:w="1140" w:type="dxa"/>
+            <w:tcBorders/>
+            <w:vAlign w:val="bottom"/>
+          </w:tcPr>
+          <w:p>
+            <w:pPr>
+              <w:pStyle w:val="Normal"/>
+              <w:tabs>
+                <w:tab w:val="clear" w:pos="709"/>
+              </w:tabs>
+              <w:jc w:val="left"/>
+              <w:rPr>
+                <w:rFonts w:ascii="Times New Roman" w:hAnsi="Times New Roman"/>
+              </w:rPr>
+            </w:pPr>
+            <w:r>
+              <w:rPr>
+                <w:rFonts w:ascii="Times New Roman" w:hAnsi="Times New Roman"/>
+              </w:rPr>
+            </w:r>
+          </w:p>
+        </w:tc>
+        <w:tc>
+          <w:tcPr>
+            <w:tcW w:w="1510" w:type="dxa"/>
             <w:gridSpan w:val="3"/>
             <w:tcBorders/>
             <w:vAlign w:val="bottom"/>
@@ -1772,7 +1815,7 @@
         </w:tc>
         <w:tc>
           <w:tcPr>
-            <w:tcW w:w="2562" w:type="dxa"/>
+            <w:tcW w:w="2563" w:type="dxa"/>
             <w:gridSpan w:val="2"/>
             <w:tcBorders/>
             <w:vAlign w:val="bottom"/>
@@ -1833,7 +1876,7 @@
         </w:trPr>
         <w:tc>
           <w:tcPr>
-            <w:tcW w:w="2526" w:type="dxa"/>
+            <w:tcW w:w="2525" w:type="dxa"/>
             <w:tcBorders/>
             <w:vAlign w:val="bottom"/>
           </w:tcPr>
@@ -1851,7 +1894,7 @@
                 <w:rFonts w:ascii="Times New Roman" w:hAnsi="Times New Roman"/>
                 <w:b/>
               </w:rPr>
-              <w:t xml:space="preserve">Врач психиатр </w:t>
+              <w:t>Врач психиатр</w:t>
             </w:r>
           </w:p>
         </w:tc>
@@ -1930,7 +1973,7 @@
         </w:tc>
         <w:tc>
           <w:tcPr>
-            <w:tcW w:w="2562" w:type="dxa"/>
+            <w:tcW w:w="2563" w:type="dxa"/>
             <w:gridSpan w:val="2"/>
             <w:tcBorders/>
             <w:vAlign w:val="bottom"/>
@@ -1947,7 +1990,9 @@
               </w:rPr>
             </w:pPr>
             <w:r>
-              <w:rPr/>
+              <w:rPr>
+                <w:rFonts w:ascii="Times New Roman" w:hAnsi="Times New Roman"/>
+              </w:rPr>
             </w:r>
           </w:p>
         </w:tc>
@@ -1958,7 +2003,7 @@
         </w:trPr>
         <w:tc>
           <w:tcPr>
-            <w:tcW w:w="2526" w:type="dxa"/>
+            <w:tcW w:w="2525" w:type="dxa"/>
             <w:tcBorders/>
             <w:vAlign w:val="bottom"/>
           </w:tcPr>
@@ -2006,31 +2051,31 @@
         </w:tc>
         <w:tc>
           <w:tcPr>
-            <w:tcW w:w="1139" w:type="dxa"/>
-            <w:tcBorders/>
-            <w:vAlign w:val="bottom"/>
-          </w:tcPr>
-          <w:p>
-            <w:pPr>
-              <w:pStyle w:val="Normal"/>
-              <w:tabs>
-                <w:tab w:val="clear" w:pos="709"/>
-              </w:tabs>
-              <w:jc w:val="left"/>
-              <w:rPr>
-                <w:rFonts w:ascii="Times New Roman" w:hAnsi="Times New Roman"/>
-              </w:rPr>
-            </w:pPr>
-            <w:r>
-              <w:rPr>
-                <w:rFonts w:ascii="Times New Roman" w:hAnsi="Times New Roman"/>
-              </w:rPr>
-            </w:r>
-          </w:p>
-        </w:tc>
-        <w:tc>
-          <w:tcPr>
-            <w:tcW w:w="1511" w:type="dxa"/>
+            <w:tcW w:w="1140" w:type="dxa"/>
+            <w:tcBorders/>
+            <w:vAlign w:val="bottom"/>
+          </w:tcPr>
+          <w:p>
+            <w:pPr>
+              <w:pStyle w:val="Normal"/>
+              <w:tabs>
+                <w:tab w:val="clear" w:pos="709"/>
+              </w:tabs>
+              <w:jc w:val="left"/>
+              <w:rPr>
+                <w:rFonts w:ascii="Times New Roman" w:hAnsi="Times New Roman"/>
+              </w:rPr>
+            </w:pPr>
+            <w:r>
+              <w:rPr>
+                <w:rFonts w:ascii="Times New Roman" w:hAnsi="Times New Roman"/>
+              </w:rPr>
+            </w:r>
+          </w:p>
+        </w:tc>
+        <w:tc>
+          <w:tcPr>
+            <w:tcW w:w="1510" w:type="dxa"/>
             <w:gridSpan w:val="3"/>
             <w:tcBorders/>
             <w:vAlign w:val="bottom"/>
@@ -2133,7 +2178,7 @@
         </w:tc>
         <w:tc>
           <w:tcPr>
-            <w:tcW w:w="2562" w:type="dxa"/>
+            <w:tcW w:w="2563" w:type="dxa"/>
             <w:gridSpan w:val="2"/>
             <w:tcBorders/>
             <w:vAlign w:val="bottom"/>
@@ -2321,37 +2366,37 @@
         <a:srgbClr val="000000"/>
       </a:dk1>
       <a:lt1>
-        <a:srgbClr val="ffffff"/>
+        <a:srgbClr val="FFFFFF"/>
       </a:lt1>
       <a:dk2>
         <a:srgbClr val="000000"/>
       </a:dk2>
       <a:lt2>
-        <a:srgbClr val="ffffff"/>
+        <a:srgbClr val="FFFFFF"/>
       </a:lt2>
       <a:accent1>
-        <a:srgbClr val="18a303"/>
+        <a:srgbClr val="18A303"/>
       </a:accent1>
       <a:accent2>
-        <a:srgbClr val="0369a3"/>
+        <a:srgbClr val="0369A3"/>
       </a:accent2>
       <a:accent3>
-        <a:srgbClr val="a33e03"/>
+        <a:srgbClr val="A33E03"/>
       </a:accent3>
       <a:accent4>
-        <a:srgbClr val="8e03a3"/>
+        <a:srgbClr val="8E03A3"/>
       </a:accent4>
       <a:accent5>
-        <a:srgbClr val="c99c00"/>
+        <a:srgbClr val="C99C00"/>
       </a:accent5>
       <a:accent6>
-        <a:srgbClr val="c9211e"/>
+        <a:srgbClr val="C9211E"/>
       </a:accent6>
       <a:hlink>
-        <a:srgbClr val="0000ee"/>
+        <a:srgbClr val="0000EE"/>
       </a:hlink>
       <a:folHlink>
-        <a:srgbClr val="551a8b"/>
+        <a:srgbClr val="551A8B"/>
       </a:folHlink>
     </a:clrScheme>
     <a:fontScheme name="Office">
